--- a/Homeworks/ДомашняяРабота6.docx
+++ b/Homeworks/ДомашняяРабота6.docx
@@ -1,6 +1,6 @@
 
 <file path=word/document.xml><?xml version="1.0" encoding="utf-8"?>
-<w:document xmlns:wpc="http://schemas.microsoft.com/office/word/2010/wordprocessingCanvas" xmlns:cx="http://schemas.microsoft.com/office/drawing/2014/chartex" xmlns:mc="http://schemas.openxmlformats.org/markup-compatibility/2006" xmlns:o="urn:schemas-microsoft-com:office:office" xmlns:r="http://schemas.openxmlformats.org/officeDocument/2006/relationships" xmlns:m="http://schemas.openxmlformats.org/officeDocument/2006/math" xmlns:v="urn:schemas-microsoft-com:vml" xmlns:wp14="http://schemas.microsoft.com/office/word/2010/wordprocessingDrawing" xmlns:wp="http://schemas.openxmlformats.org/drawingml/2006/wordprocessingDrawing" xmlns:w10="urn:schemas-microsoft-com:office:word" xmlns:w="http://schemas.openxmlformats.org/wordprocessingml/2006/main" xmlns:w14="http://schemas.microsoft.com/office/word/2010/wordml" xmlns:w15="http://schemas.microsoft.com/office/word/2012/wordml" xmlns:w16se="http://schemas.microsoft.com/office/word/2015/wordml/symex" xmlns:wpg="http://schemas.microsoft.com/office/word/2010/wordprocessingGroup" xmlns:wpi="http://schemas.microsoft.com/office/word/2010/wordprocessingInk" xmlns:wne="http://schemas.microsoft.com/office/word/2006/wordml" xmlns:wps="http://schemas.microsoft.com/office/word/2010/wordprocessingShape" mc:Ignorable="w14 w15 w16se wp14">
+<w:document xmlns:wpc="http://schemas.microsoft.com/office/word/2010/wordprocessingCanvas" xmlns:cx="http://schemas.microsoft.com/office/drawing/2014/chartex" xmlns:cx1="http://schemas.microsoft.com/office/drawing/2015/9/8/chartex" xmlns:cx2="http://schemas.microsoft.com/office/drawing/2015/10/21/chartex" xmlns:cx3="http://schemas.microsoft.com/office/drawing/2016/5/9/chartex" xmlns:cx4="http://schemas.microsoft.com/office/drawing/2016/5/10/chartex" xmlns:cx5="http://schemas.microsoft.com/office/drawing/2016/5/11/chartex" xmlns:cx6="http://schemas.microsoft.com/office/drawing/2016/5/12/chartex" xmlns:cx7="http://schemas.microsoft.com/office/drawing/2016/5/13/chartex" xmlns:cx8="http://schemas.microsoft.com/office/drawing/2016/5/14/chartex" xmlns:mc="http://schemas.openxmlformats.org/markup-compatibility/2006" xmlns:aink="http://schemas.microsoft.com/office/drawing/2016/ink" xmlns:am3d="http://schemas.microsoft.com/office/drawing/2017/model3d" xmlns:o="urn:schemas-microsoft-com:office:office" xmlns:r="http://schemas.openxmlformats.org/officeDocument/2006/relationships" xmlns:m="http://schemas.openxmlformats.org/officeDocument/2006/math" xmlns:v="urn:schemas-microsoft-com:vml" xmlns:wp14="http://schemas.microsoft.com/office/word/2010/wordprocessingDrawing" xmlns:wp="http://schemas.openxmlformats.org/drawingml/2006/wordprocessingDrawing" xmlns:w10="urn:schemas-microsoft-com:office:word" xmlns:w="http://schemas.openxmlformats.org/wordprocessingml/2006/main" xmlns:w14="http://schemas.microsoft.com/office/word/2010/wordml" xmlns:w15="http://schemas.microsoft.com/office/word/2012/wordml" xmlns:w16cid="http://schemas.microsoft.com/office/word/2016/wordml/cid" xmlns:w16se="http://schemas.microsoft.com/office/word/2015/wordml/symex" xmlns:wpg="http://schemas.microsoft.com/office/word/2010/wordprocessingGroup" xmlns:wpi="http://schemas.microsoft.com/office/word/2010/wordprocessingInk" xmlns:wne="http://schemas.microsoft.com/office/word/2006/wordml" xmlns:wps="http://schemas.microsoft.com/office/word/2010/wordprocessingShape" mc:Ignorable="w14 w15 w16se w16cid wp14">
   <w:body>
     <w:p>
       <w:r>
@@ -471,7 +471,19 @@
               <w:rPr>
                 <w:rFonts w:eastAsiaTheme="minorEastAsia"/>
               </w:rPr>
-              <w:t xml:space="preserve"> в теоретическом (предельном) смысле? (записать в ответ да или нет) Почему? (на </w:t>
+              <w:t xml:space="preserve"> в теоретическом (предельном) смысле</w:t>
+            </w:r>
+            <w:r>
+              <w:rPr>
+                <w:rFonts w:eastAsiaTheme="minorEastAsia"/>
+              </w:rPr>
+              <w:t xml:space="preserve"> в модели семантической стойкого шифра</w:t>
+            </w:r>
+            <w:r>
+              <w:rPr>
+                <w:rFonts w:eastAsiaTheme="minorEastAsia"/>
+              </w:rPr>
+              <w:t xml:space="preserve">? (записать в ответ да или нет) Почему? (на </w:t>
             </w:r>
             <w:proofErr w:type="spellStart"/>
             <w:r>
@@ -571,7 +583,32 @@
               <w:rPr>
                 <w:rFonts w:eastAsiaTheme="minorEastAsia"/>
               </w:rPr>
-              <w:t xml:space="preserve"> в теоретическом (предельном) смысле? (записать в ответ да или нет) Почему? (на </w:t>
+              <w:t xml:space="preserve"> в теоретическом (предельном) смысле</w:t>
+            </w:r>
+            <w:r>
+              <w:rPr>
+                <w:rFonts w:eastAsiaTheme="minorEastAsia"/>
+              </w:rPr>
+              <w:t xml:space="preserve"> в модели </w:t>
+            </w:r>
+            <w:r>
+              <w:rPr>
+                <w:rFonts w:eastAsiaTheme="minorEastAsia"/>
+                <w:lang w:val="en-US"/>
+              </w:rPr>
+              <w:t>CPA</w:t>
+            </w:r>
+            <w:r>
+              <w:rPr>
+                <w:rFonts w:eastAsiaTheme="minorEastAsia"/>
+              </w:rPr>
+              <w:t>-стойкого шифра</w:t>
+            </w:r>
+            <w:r>
+              <w:rPr>
+                <w:rFonts w:eastAsiaTheme="minorEastAsia"/>
+              </w:rPr>
+              <w:t xml:space="preserve">? (записать в ответ да или нет) Почему? (на </w:t>
             </w:r>
             <w:proofErr w:type="spellStart"/>
             <w:r>
@@ -710,7 +747,6 @@
               </w:rPr>
               <w:t xml:space="preserve"> </w:t>
             </w:r>
-            <w:proofErr w:type="spellStart"/>
             <w:r>
               <w:rPr>
                 <w:rFonts w:eastAsiaTheme="minorEastAsia"/>
@@ -718,7 +754,6 @@
               </w:rPr>
               <w:t>mebibit</w:t>
             </w:r>
-            <w:proofErr w:type="spellEnd"/>
             <w:r>
               <w:rPr>
                 <w:rFonts w:eastAsiaTheme="minorEastAsia"/>
@@ -774,8 +809,6 @@
               </w:rPr>
               <w:t xml:space="preserve"> успешной</w:t>
             </w:r>
-            <w:bookmarkStart w:id="1" w:name="_GoBack"/>
-            <w:bookmarkEnd w:id="1"/>
             <w:r>
               <w:rPr>
                 <w:rFonts w:eastAsiaTheme="minorEastAsia"/>
@@ -900,7 +933,6 @@
               </w:rPr>
               <w:t xml:space="preserve"> </w:t>
             </w:r>
-            <w:proofErr w:type="spellStart"/>
             <w:r>
               <w:rPr>
                 <w:rFonts w:eastAsiaTheme="minorEastAsia"/>
@@ -908,7 +940,6 @@
               </w:rPr>
               <w:t>mebibit</w:t>
             </w:r>
-            <w:proofErr w:type="spellEnd"/>
             <w:r>
               <w:rPr>
                 <w:rFonts w:eastAsiaTheme="minorEastAsia"/>
@@ -1540,7 +1571,46 @@
               <w:rPr>
                 <w:rFonts w:eastAsiaTheme="minorEastAsia"/>
               </w:rPr>
-              <w:t>, является ли описанная криптосистема стойкой в теоретическом (предельном) смысле? (записать в ответ да или нет) Почему? (на доп листах)</w:t>
+              <w:t>, является ли описанная криптосистема стойкой в теоретическом (предельном) смысле</w:t>
+            </w:r>
+            <w:r>
+              <w:rPr>
+                <w:rFonts w:eastAsiaTheme="minorEastAsia"/>
+              </w:rPr>
+              <w:t xml:space="preserve"> в некой модели</w:t>
+            </w:r>
+            <w:r>
+              <w:rPr>
+                <w:rFonts w:eastAsiaTheme="minorEastAsia"/>
+              </w:rPr>
+              <w:t>?</w:t>
+            </w:r>
+            <w:r>
+              <w:rPr>
+                <w:rFonts w:eastAsiaTheme="minorEastAsia"/>
+              </w:rPr>
+              <w:t xml:space="preserve"> Как и ранее, криптосистема</w:t>
+            </w:r>
+            <w:bookmarkStart w:id="1" w:name="_GoBack"/>
+            <w:bookmarkEnd w:id="1"/>
+            <w:r>
+              <w:rPr>
+                <w:rFonts w:eastAsiaTheme="minorEastAsia"/>
+              </w:rPr>
+              <w:t xml:space="preserve"> является стойкой в модели, если величина </w:t>
+            </w:r>
+            <w:r>
+              <w:rPr>
+                <w:rFonts w:eastAsiaTheme="minorEastAsia"/>
+              </w:rPr>
+              <w:lastRenderedPageBreak/>
+              <w:t>её преимущества для произвольного противника есть пренебрежимо малая от параметров криптосистемы.</w:t>
+            </w:r>
+            <w:r>
+              <w:rPr>
+                <w:rFonts w:eastAsiaTheme="minorEastAsia"/>
+              </w:rPr>
+              <w:t xml:space="preserve"> (записать в ответ да или нет) Почему? (на доп листах)</w:t>
             </w:r>
           </w:p>
         </w:tc>
@@ -2738,7 +2808,7 @@
 </file>
 
 <file path=word/numbering.xml><?xml version="1.0" encoding="utf-8"?>
-<w:numbering xmlns:wpc="http://schemas.microsoft.com/office/word/2010/wordprocessingCanvas" xmlns:cx="http://schemas.microsoft.com/office/drawing/2014/chartex" xmlns:mc="http://schemas.openxmlformats.org/markup-compatibility/2006" xmlns:o="urn:schemas-microsoft-com:office:office" xmlns:r="http://schemas.openxmlformats.org/officeDocument/2006/relationships" xmlns:m="http://schemas.openxmlformats.org/officeDocument/2006/math" xmlns:v="urn:schemas-microsoft-com:vml" xmlns:wp14="http://schemas.microsoft.com/office/word/2010/wordprocessingDrawing" xmlns:wp="http://schemas.openxmlformats.org/drawingml/2006/wordprocessingDrawing" xmlns:w10="urn:schemas-microsoft-com:office:word" xmlns:w="http://schemas.openxmlformats.org/wordprocessingml/2006/main" xmlns:w14="http://schemas.microsoft.com/office/word/2010/wordml" xmlns:w15="http://schemas.microsoft.com/office/word/2012/wordml" xmlns:w16se="http://schemas.microsoft.com/office/word/2015/wordml/symex" xmlns:wpg="http://schemas.microsoft.com/office/word/2010/wordprocessingGroup" xmlns:wpi="http://schemas.microsoft.com/office/word/2010/wordprocessingInk" xmlns:wne="http://schemas.microsoft.com/office/word/2006/wordml" xmlns:wps="http://schemas.microsoft.com/office/word/2010/wordprocessingShape" mc:Ignorable="w14 w15 w16se wp14">
+<w:numbering xmlns:wpc="http://schemas.microsoft.com/office/word/2010/wordprocessingCanvas" xmlns:cx="http://schemas.microsoft.com/office/drawing/2014/chartex" xmlns:cx1="http://schemas.microsoft.com/office/drawing/2015/9/8/chartex" xmlns:cx2="http://schemas.microsoft.com/office/drawing/2015/10/21/chartex" xmlns:cx3="http://schemas.microsoft.com/office/drawing/2016/5/9/chartex" xmlns:cx4="http://schemas.microsoft.com/office/drawing/2016/5/10/chartex" xmlns:cx5="http://schemas.microsoft.com/office/drawing/2016/5/11/chartex" xmlns:cx6="http://schemas.microsoft.com/office/drawing/2016/5/12/chartex" xmlns:cx7="http://schemas.microsoft.com/office/drawing/2016/5/13/chartex" xmlns:cx8="http://schemas.microsoft.com/office/drawing/2016/5/14/chartex" xmlns:mc="http://schemas.openxmlformats.org/markup-compatibility/2006" xmlns:aink="http://schemas.microsoft.com/office/drawing/2016/ink" xmlns:am3d="http://schemas.microsoft.com/office/drawing/2017/model3d" xmlns:o="urn:schemas-microsoft-com:office:office" xmlns:r="http://schemas.openxmlformats.org/officeDocument/2006/relationships" xmlns:m="http://schemas.openxmlformats.org/officeDocument/2006/math" xmlns:v="urn:schemas-microsoft-com:vml" xmlns:wp14="http://schemas.microsoft.com/office/word/2010/wordprocessingDrawing" xmlns:wp="http://schemas.openxmlformats.org/drawingml/2006/wordprocessingDrawing" xmlns:w10="urn:schemas-microsoft-com:office:word" xmlns:w="http://schemas.openxmlformats.org/wordprocessingml/2006/main" xmlns:w14="http://schemas.microsoft.com/office/word/2010/wordml" xmlns:w15="http://schemas.microsoft.com/office/word/2012/wordml" xmlns:w16cid="http://schemas.microsoft.com/office/word/2016/wordml/cid" xmlns:w16se="http://schemas.microsoft.com/office/word/2015/wordml/symex" xmlns:wpg="http://schemas.microsoft.com/office/word/2010/wordprocessingGroup" xmlns:wpi="http://schemas.microsoft.com/office/word/2010/wordprocessingInk" xmlns:wne="http://schemas.microsoft.com/office/word/2006/wordml" xmlns:wps="http://schemas.microsoft.com/office/word/2010/wordprocessingShape" mc:Ignorable="w14 w15 w16se w16cid wp14">
   <w:abstractNum w:abstractNumId="0" w15:restartNumberingAfterBreak="0">
     <w:nsid w:val="035927E2"/>
     <w:multiLevelType w:val="hybridMultilevel"/>
@@ -2927,7 +2997,7 @@
 </file>
 
 <file path=word/styles.xml><?xml version="1.0" encoding="utf-8"?>
-<w:styles xmlns:mc="http://schemas.openxmlformats.org/markup-compatibility/2006" xmlns:r="http://schemas.openxmlformats.org/officeDocument/2006/relationships" xmlns:w="http://schemas.openxmlformats.org/wordprocessingml/2006/main" xmlns:w14="http://schemas.microsoft.com/office/word/2010/wordml" xmlns:w15="http://schemas.microsoft.com/office/word/2012/wordml" xmlns:w16se="http://schemas.microsoft.com/office/word/2015/wordml/symex" mc:Ignorable="w14 w15 w16se">
+<w:styles xmlns:mc="http://schemas.openxmlformats.org/markup-compatibility/2006" xmlns:r="http://schemas.openxmlformats.org/officeDocument/2006/relationships" xmlns:w="http://schemas.openxmlformats.org/wordprocessingml/2006/main" xmlns:w14="http://schemas.microsoft.com/office/word/2010/wordml" xmlns:w15="http://schemas.microsoft.com/office/word/2012/wordml" xmlns:w16cid="http://schemas.microsoft.com/office/word/2016/wordml/cid" xmlns:w16se="http://schemas.microsoft.com/office/word/2015/wordml/symex" mc:Ignorable="w14 w15 w16se w16cid">
   <w:docDefaults>
     <w:rPrDefault>
       <w:rPr>
@@ -2943,7 +3013,7 @@
       </w:pPr>
     </w:pPrDefault>
   </w:docDefaults>
-  <w:latentStyles w:defLockedState="0" w:defUIPriority="99" w:defSemiHidden="0" w:defUnhideWhenUsed="0" w:defQFormat="0" w:count="371">
+  <w:latentStyles w:defLockedState="0" w:defUIPriority="99" w:defSemiHidden="0" w:defUnhideWhenUsed="0" w:defQFormat="0" w:count="375">
     <w:lsdException w:name="Normal" w:uiPriority="0" w:qFormat="1"/>
     <w:lsdException w:name="heading 1" w:uiPriority="9" w:qFormat="1"/>
     <w:lsdException w:name="heading 2" w:semiHidden="1" w:uiPriority="9" w:unhideWhenUsed="1" w:qFormat="1"/>
@@ -3049,7 +3119,6 @@
     <w:lsdException w:name="HTML Sample" w:semiHidden="1" w:unhideWhenUsed="1"/>
     <w:lsdException w:name="HTML Typewriter" w:semiHidden="1" w:unhideWhenUsed="1"/>
     <w:lsdException w:name="HTML Variable" w:semiHidden="1" w:unhideWhenUsed="1"/>
-    <w:lsdException w:name="Normal Table" w:semiHidden="1" w:unhideWhenUsed="1"/>
     <w:lsdException w:name="annotation subject" w:semiHidden="1" w:unhideWhenUsed="1"/>
     <w:lsdException w:name="No List" w:semiHidden="1" w:unhideWhenUsed="1"/>
     <w:lsdException w:name="Outline List 1" w:semiHidden="1" w:unhideWhenUsed="1"/>
@@ -3093,10 +3162,8 @@
     <w:lsdException w:name="Table Elegant" w:semiHidden="1" w:unhideWhenUsed="1"/>
     <w:lsdException w:name="Table Professional" w:semiHidden="1" w:unhideWhenUsed="1"/>
     <w:lsdException w:name="Table Subtle 1" w:semiHidden="1" w:unhideWhenUsed="1"/>
-    <w:lsdException w:name="Table Subtle 2" w:semiHidden="1" w:unhideWhenUsed="1"/>
     <w:lsdException w:name="Table Web 1" w:semiHidden="1" w:unhideWhenUsed="1"/>
     <w:lsdException w:name="Table Web 2" w:semiHidden="1" w:unhideWhenUsed="1"/>
-    <w:lsdException w:name="Table Web 3" w:semiHidden="1" w:unhideWhenUsed="1"/>
     <w:lsdException w:name="Balloon Text" w:semiHidden="1" w:unhideWhenUsed="1"/>
     <w:lsdException w:name="Table Grid" w:uiPriority="39"/>
     <w:lsdException w:name="Table Theme" w:semiHidden="1" w:unhideWhenUsed="1"/>
@@ -3315,6 +3382,10 @@
     <w:lsdException w:name="List Table 5 Dark Accent 6" w:uiPriority="50"/>
     <w:lsdException w:name="List Table 6 Colorful Accent 6" w:uiPriority="51"/>
     <w:lsdException w:name="List Table 7 Colorful Accent 6" w:uiPriority="52"/>
+    <w:lsdException w:name="Mention" w:semiHidden="1" w:unhideWhenUsed="1"/>
+    <w:lsdException w:name="Smart Hyperlink" w:semiHidden="1" w:unhideWhenUsed="1"/>
+    <w:lsdException w:name="Hashtag" w:semiHidden="1" w:unhideWhenUsed="1"/>
+    <w:lsdException w:name="Unresolved Mention" w:semiHidden="1" w:unhideWhenUsed="1"/>
   </w:latentStyles>
   <w:style w:type="paragraph" w:default="1" w:styleId="a">
     <w:name w:val="Normal"/>
@@ -3726,7 +3797,7 @@
 </file>
 
 <file path=customXml/itemProps1.xml><?xml version="1.0" encoding="utf-8"?>
-<ds:datastoreItem xmlns:ds="http://schemas.openxmlformats.org/officeDocument/2006/customXml" ds:itemID="{D87289F2-5D88-44AB-8653-19DF36FE429C}">
+<ds:datastoreItem xmlns:ds="http://schemas.openxmlformats.org/officeDocument/2006/customXml" ds:itemID="{43020EB9-5CFD-43F5-9544-59650A34963E}">
   <ds:schemaRefs>
     <ds:schemaRef ds:uri="http://schemas.openxmlformats.org/officeDocument/2006/bibliography"/>
   </ds:schemaRefs>
